--- a/api/assets/pack_despido_files/08_Carta_Art160_N2_Negociaciones_Prohibidas.docx
+++ b/api/assets/pack_despido_files/08_Carta_Art160_N2_Negociaciones_Prohibidas.docx
@@ -10,52 +10,63 @@
         <w:tblLook w:firstColumn="1" w:firstRow="1" w:lastColumn="0" w:lastRow="0" w:noHBand="0" w:noVBand="1" w:val="04A0"/>
       </w:tblPr>
       <w:tblGrid>
-        <w:gridCol w:w="9360"/>
+        <w:gridCol w:w="6912"/>
+        <w:gridCol w:w="2880"/>
       </w:tblGrid>
       <w:tr>
+        <w:trPr>
+          <w:cantSplit/>
+        </w:trPr>
         <w:tc>
           <w:tcPr>
-            <w:tcW w:type="dxa" w:w="9936"/>
-            <w:shd w:fill="0F172A"/>
-            <w:tcMar>
-              <w:top w:w="200" w:type="dxa"/>
-              <w:bottom w:w="200" w:type="dxa"/>
-              <w:left w:w="240" w:type="dxa"/>
-              <w:right w:w="240" w:type="dxa"/>
-            </w:tcMar>
+            <w:tcW w:type="dxa" w:w="6912"/>
           </w:tcPr>
           <w:p>
             <w:pPr>
-              <w:jc w:val="center"/>
+              <w:spacing w:before="0" w:after="20"/>
             </w:pPr>
             <w:r>
               <w:rPr>
-                <w:rFonts w:ascii="Arial" w:hAnsi="Arial"/>
+                <w:rFonts w:ascii="Calibri" w:hAnsi="Calibri"/>
                 <w:b/>
-                <w:color w:val="38BDF8"/>
+                <w:color w:val="00382E"/>
                 <w:sz w:val="17"/>
               </w:rPr>
-              <w:t>CALCULOLABORAL.CL • PACK CARTAS DE DESPIDO 2026</w:t>
-              <w:br/>
+              <w:t>PACK CARTAS DE DESPIDO | CHILE 2026 | Artículo 160 N° 2 del Código del Trabajo (Negociaciones prohibidas por escrito en el contrato)</w:t>
             </w:r>
+          </w:p>
+          <w:p>
+            <w:pPr>
+              <w:spacing w:before="0" w:after="40"/>
+            </w:pPr>
             <w:r>
               <w:rPr>
-                <w:rFonts w:ascii="Arial" w:hAnsi="Arial"/>
+                <w:rFonts w:ascii="Calibri" w:hAnsi="Calibri"/>
                 <w:b/>
-                <w:color w:val="FFFFFF"/>
-                <w:sz w:val="26"/>
+                <w:color w:val="0F172A"/>
+                <w:sz w:val="24"/>
               </w:rPr>
               <w:t>CARTA DE TÉRMINO DE CONTRATO POR CAUSAL DISCIPLINARIA</w:t>
             </w:r>
+          </w:p>
+        </w:tc>
+        <w:tc>
+          <w:tcPr>
+            <w:tcW w:type="dxa" w:w="2880"/>
+          </w:tcPr>
+          <w:p>
+            <w:pPr>
+              <w:spacing w:before="0" w:after="0"/>
+              <w:jc w:val="right"/>
+            </w:pPr>
             <w:r>
               <w:rPr>
-                <w:rFonts w:ascii="Arial" w:hAnsi="Arial"/>
-                <w:i/>
-                <w:color w:val="CBD5E1"/>
-                <w:sz w:val="19"/>
+                <w:rFonts w:ascii="Calibri" w:hAnsi="Calibri"/>
+                <w:b/>
+                <w:color w:val="64748B"/>
+                <w:sz w:val="17"/>
               </w:rPr>
-              <w:br/>
-              <w:t>Artículo 160 N° 2 del Código del Trabajo (Negociaciones prohibidas por escrito en el contrato)</w:t>
+              <w:t>DESPIDO-08</w:t>
             </w:r>
           </w:p>
         </w:tc>
@@ -63,7 +74,921 @@
     </w:tbl>
     <w:p>
       <w:pPr>
-        <w:spacing w:after="400"/>
+        <w:keepNext/>
+        <w:pBdr>
+          <w:bottom w:val="single" w:sz="12" w:space="1" w:color="00382E"/>
+        </w:pBdr>
+        <w:spacing w:before="0" w:after="160" w:line="120" w:lineRule="exact"/>
+      </w:pPr>
+      <w:r>
+        <w:rPr>
+          <w:rFonts w:ascii="Calibri" w:hAnsi="Calibri" w:cs="Calibri"/>
+          <w:color w:val="E2E8F0"/>
+          <w:sz w:val="15"/>
+        </w:rPr>
+        <w:t/>
+      </w:r>
+    </w:p>
+    <w:tbl>
+      <w:tblPr>
+        <w:tblW w:type="auto" w:w="0"/>
+        <w:jc w:val="center"/>
+        <w:tblLayout w:type="fixed"/>
+        <w:tblLook w:firstColumn="1" w:firstRow="1" w:lastColumn="0" w:lastRow="0" w:noHBand="0" w:noVBand="1" w:val="04A0"/>
+      </w:tblPr>
+      <w:tblGrid>
+        <w:gridCol w:w="9792"/>
+      </w:tblGrid>
+      <w:tr>
+        <w:trPr>
+          <w:cantSplit/>
+        </w:trPr>
+        <w:tc>
+          <w:tcPr>
+            <w:tcW w:type="dxa" w:w="9792"/>
+            <w:tcBorders>
+              <w:top w:val="single" w:sz="4" w:space="0" w:color="ADD6C9"/>
+              <w:left w:val="single" w:sz="4" w:space="0" w:color="ADD6C9"/>
+              <w:bottom w:val="single" w:sz="4" w:space="0" w:color="ADD6C9"/>
+              <w:right w:val="single" w:sz="4" w:space="0" w:color="ADD6C9"/>
+            </w:tcBorders>
+            <w:shd w:fill="EEF6F3"/>
+            <w:tcMar>
+              <w:top w:w="120" w:type="dxa"/>
+              <w:bottom w:w="120" w:type="dxa"/>
+              <w:left w:w="160" w:type="dxa"/>
+              <w:right w:w="160" w:type="dxa"/>
+            </w:tcMar>
+          </w:tcPr>
+          <w:p>
+            <w:pPr>
+              <w:spacing w:before="0" w:after="40"/>
+            </w:pPr>
+            <w:r>
+              <w:rPr>
+                <w:rFonts w:ascii="Calibri" w:hAnsi="Calibri"/>
+                <w:b/>
+                <w:color w:val="0F172A"/>
+                <w:sz w:val="17"/>
+              </w:rPr>
+              <w:t>INSTRUCCIONES PARA EL EMPLEADOR</w:t>
+            </w:r>
+          </w:p>
+          <w:p>
+            <w:pPr>
+              <w:spacing w:before="0" w:after="30"/>
+            </w:pPr>
+            <w:r>
+              <w:rPr>
+                <w:rFonts w:ascii="Calibri" w:hAnsi="Calibri"/>
+                <w:color w:val="475569"/>
+                <w:sz w:val="16"/>
+              </w:rPr>
+              <w:t>• Completa los campos resaltados en amarillo con datos reales y borra las alternativas que no apliquen.</w:t>
+            </w:r>
+          </w:p>
+          <w:p>
+            <w:pPr>
+              <w:spacing w:before="0" w:after="30"/>
+            </w:pPr>
+            <w:r>
+              <w:rPr>
+                <w:rFonts w:ascii="Calibri" w:hAnsi="Calibri"/>
+                <w:color w:val="475569"/>
+                <w:sz w:val="16"/>
+              </w:rPr>
+              <w:t>• PLAZO: entrega la carta en mano o envíala por carta certificada al domicilio del contrato dentro de los 3 DÍAS HÁBILES siguientes a la separación del trabajador, con copia a la Inspección del Trabajo en el mismo plazo.</w:t>
+            </w:r>
+          </w:p>
+          <w:p>
+            <w:pPr>
+              <w:spacing w:before="0" w:after="30"/>
+            </w:pPr>
+            <w:r>
+              <w:rPr>
+                <w:rFonts w:ascii="Calibri" w:hAnsi="Calibri"/>
+                <w:color w:val="475569"/>
+                <w:sz w:val="16"/>
+              </w:rPr>
+              <w:t>• Adjunta los comprobantes de pago de cotizaciones al día (AFP, salud y seguro de cesantía). Sin ellos el despido no produce efecto (Art. 162).</w:t>
+            </w:r>
+          </w:p>
+          <w:p>
+            <w:pPr>
+              <w:spacing w:before="0" w:after="30"/>
+            </w:pPr>
+            <w:r>
+              <w:rPr>
+                <w:rFonts w:ascii="Calibri" w:hAnsi="Calibri"/>
+                <w:color w:val="475569"/>
+                <w:sz w:val="16"/>
+              </w:rPr>
+              <w:t>• En un juicio solo podrás defender los hechos que escribas en la carta (Art. 454 N° 1): descríbelos con fechas, horas, lugares y personas.</w:t>
+            </w:r>
+          </w:p>
+          <w:p>
+            <w:pPr>
+              <w:spacing w:before="0" w:after="30"/>
+            </w:pPr>
+            <w:r>
+              <w:rPr>
+                <w:rFonts w:ascii="Calibri" w:hAnsi="Calibri"/>
+                <w:color w:val="475569"/>
+                <w:sz w:val="16"/>
+              </w:rPr>
+              <w:t>• Solo procede si la prohibición está escrita en el contrato de trabajo. Adjunta copia de la cláusula.</w:t>
+            </w:r>
+          </w:p>
+          <w:p>
+            <w:pPr>
+              <w:spacing w:before="0" w:after="30"/>
+            </w:pPr>
+            <w:r>
+              <w:rPr>
+                <w:rFonts w:ascii="Calibri" w:hAnsi="Calibri"/>
+                <w:color w:val="475569"/>
+                <w:sz w:val="16"/>
+              </w:rPr>
+              <w:t>• La negociación debe estar dentro del giro del negocio de tu empresa.</w:t>
+            </w:r>
+          </w:p>
+        </w:tc>
+      </w:tr>
+    </w:tbl>
+    <w:p>
+      <w:pPr>
+        <w:keepNext/>
+        <w:spacing w:before="0" w:after="80"/>
+      </w:pPr>
+    </w:p>
+    <w:p>
+      <w:pPr>
+        <w:keepNext/>
+        <w:spacing w:before="120" w:after="40"/>
+      </w:pPr>
+      <w:r>
+        <w:rPr>
+          <w:rFonts w:ascii="Calibri" w:hAnsi="Calibri"/>
+          <w:b/>
+          <w:color w:val="1E293B"/>
+          <w:sz w:val="20"/>
+        </w:rPr>
+        <w:t>ANTES DE ENVIAR, REVISA</w:t>
+      </w:r>
+    </w:p>
+    <w:p>
+      <w:pPr>
+        <w:spacing w:before="40" w:after="80"/>
+      </w:pPr>
+      <w:r>
+        <w:rPr>
+          <w:rFonts w:ascii="Calibri" w:hAnsi="Calibri"/>
+          <w:b w:val="0"/>
+          <w:color w:val="0F172A"/>
+          <w:sz w:val="20"/>
+        </w:rPr>
+        <w:t>☐  Completé todos los campos resaltados en amarillo y borré las alternativas que no aplican.</w:t>
+      </w:r>
+    </w:p>
+    <w:p>
+      <w:pPr>
+        <w:spacing w:before="40" w:after="80"/>
+      </w:pPr>
+      <w:r>
+        <w:rPr>
+          <w:rFonts w:ascii="Calibri" w:hAnsi="Calibri"/>
+          <w:b w:val="0"/>
+          <w:color w:val="0F172A"/>
+          <w:sz w:val="20"/>
+        </w:rPr>
+        <w:t>☐  Quité el resaltado amarillo del texto final.</w:t>
+      </w:r>
+    </w:p>
+    <w:p>
+      <w:pPr>
+        <w:spacing w:before="40" w:after="80"/>
+      </w:pPr>
+      <w:r>
+        <w:rPr>
+          <w:rFonts w:ascii="Calibri" w:hAnsi="Calibri"/>
+          <w:b w:val="0"/>
+          <w:color w:val="0F172A"/>
+          <w:sz w:val="20"/>
+        </w:rPr>
+        <w:t>☐  Las cotizaciones están pagadas y tengo los comprobantes para adjuntar.</w:t>
+      </w:r>
+    </w:p>
+    <w:p>
+      <w:pPr>
+        <w:spacing w:before="40" w:after="80"/>
+      </w:pPr>
+      <w:r>
+        <w:rPr>
+          <w:rFonts w:ascii="Calibri" w:hAnsi="Calibri"/>
+          <w:b w:val="0"/>
+          <w:color w:val="0F172A"/>
+          <w:sz w:val="20"/>
+        </w:rPr>
+        <w:t>☐  Imprimo desde la página siguiente: esta hoja de instrucciones no se envía.</w:t>
+      </w:r>
+    </w:p>
+    <w:p>
+      <w:pPr>
+        <w:spacing w:before="40" w:after="80"/>
+      </w:pPr>
+      <w:r>
+        <w:rPr>
+          <w:rFonts w:ascii="Calibri" w:hAnsi="Calibri"/>
+          <w:b w:val="0"/>
+          <w:color w:val="0F172A"/>
+          <w:sz w:val="20"/>
+        </w:rPr>
+        <w:t>☐  Guardaré una copia firmada y el comprobante de envío (Correos o recepción en mano).</w:t>
+      </w:r>
+    </w:p>
+    <w:p>
+      <w:pPr>
+        <w:spacing w:before="40" w:after="80"/>
+      </w:pPr>
+      <w:r>
+        <w:rPr>
+          <w:rFonts w:ascii="Calibri" w:hAnsi="Calibri"/>
+          <w:b w:val="0"/>
+          <w:color w:val="0F172A"/>
+          <w:sz w:val="20"/>
+        </w:rPr>
+        <w:t>Versión 2026.10 (octubre de 2026). Modelo de referencia basado en el Código del Trabajo vigente a esa fecha; no constituye asesoría legal. Si tu caso tiene particularidades (fuero, denuncias de acoso, montos altos), revísalo con un abogado antes de enviar la carta.</w:t>
+      </w:r>
+    </w:p>
+    <w:p>
+      <w:pPr>
+        <w:sectPr>
+          <w:footerReference w:type="default" r:id="rId9"/>
+          <w:pgSz w:w="12240" w:h="15840"/>
+          <w:pgMar w:top="936" w:right="936" w:bottom="936" w:left="936" w:header="720" w:footer="720" w:gutter="0"/>
+          <w:cols w:space="720"/>
+          <w:docGrid w:linePitch="360"/>
+        </w:sectPr>
+      </w:pPr>
+    </w:p>
+    <w:p>
+      <w:pPr>
+        <w:spacing w:before="40" w:after="80"/>
+      </w:pPr>
+      <w:r>
+        <w:rPr>
+          <w:rFonts w:ascii="Calibri" w:hAnsi="Calibri"/>
+          <w:b/>
+          <w:color w:val="0F172A"/>
+          <w:sz w:val="20"/>
+          <w:highlight w:val="yellow"/>
+        </w:rPr>
+        <w:t xml:space="preserve">[CIUDAD]</w:t>
+      </w:r>
+      <w:r>
+        <w:rPr>
+          <w:rFonts w:ascii="Calibri" w:hAnsi="Calibri"/>
+          <w:b/>
+          <w:color w:val="0F172A"/>
+          <w:sz w:val="20"/>
+        </w:rPr>
+        <w:t xml:space="preserve">, </w:t>
+      </w:r>
+      <w:r>
+        <w:rPr>
+          <w:rFonts w:ascii="Calibri" w:hAnsi="Calibri"/>
+          <w:b/>
+          <w:color w:val="0F172A"/>
+          <w:sz w:val="20"/>
+          <w:highlight w:val="yellow"/>
+        </w:rPr>
+        <w:t xml:space="preserve">[DÍA]</w:t>
+      </w:r>
+      <w:r>
+        <w:rPr>
+          <w:rFonts w:ascii="Calibri" w:hAnsi="Calibri"/>
+          <w:b/>
+          <w:color w:val="0F172A"/>
+          <w:sz w:val="20"/>
+        </w:rPr>
+        <w:t xml:space="preserve"> de </w:t>
+      </w:r>
+      <w:r>
+        <w:rPr>
+          <w:rFonts w:ascii="Calibri" w:hAnsi="Calibri"/>
+          <w:b/>
+          <w:color w:val="0F172A"/>
+          <w:sz w:val="20"/>
+          <w:highlight w:val="yellow"/>
+        </w:rPr>
+        <w:t xml:space="preserve">[MES]</w:t>
+      </w:r>
+      <w:r>
+        <w:rPr>
+          <w:rFonts w:ascii="Calibri" w:hAnsi="Calibri"/>
+          <w:b/>
+          <w:color w:val="0F172A"/>
+          <w:sz w:val="20"/>
+        </w:rPr>
+        <w:t xml:space="preserve"> de </w:t>
+      </w:r>
+      <w:r>
+        <w:rPr>
+          <w:rFonts w:ascii="Calibri" w:hAnsi="Calibri"/>
+          <w:b/>
+          <w:color w:val="0F172A"/>
+          <w:sz w:val="20"/>
+          <w:highlight w:val="yellow"/>
+        </w:rPr>
+        <w:t xml:space="preserve">[AÑO]</w:t>
+      </w:r>
+      <w:r>
+        <w:rPr>
+          <w:rFonts w:ascii="Calibri" w:hAnsi="Calibri"/>
+          <w:b/>
+          <w:color w:val="0F172A"/>
+          <w:sz w:val="20"/>
+        </w:rPr>
+        <w:t xml:space="preserve">.</w:t>
+      </w:r>
+    </w:p>
+    <w:p>
+      <w:pPr>
+        <w:spacing w:before="40" w:after="80"/>
+      </w:pPr>
+      <w:r>
+        <w:rPr>
+          <w:rFonts w:ascii="Calibri" w:hAnsi="Calibri"/>
+          <w:b/>
+          <w:color w:val="0F172A"/>
+          <w:sz w:val="20"/>
+        </w:rPr>
+        <w:t xml:space="preserve">Señor(a):</w:t>
+      </w:r>
+      <w:r>
+        <w:rPr>
+          <w:rFonts w:ascii="Calibri" w:hAnsi="Calibri"/>
+          <w:b/>
+          <w:color w:val="0F172A"/>
+          <w:sz w:val="20"/>
+        </w:rPr>
+        <w:br/>
+      </w:r>
+      <w:r>
+        <w:rPr>
+          <w:rFonts w:ascii="Calibri" w:hAnsi="Calibri"/>
+          <w:b/>
+          <w:color w:val="0F172A"/>
+          <w:sz w:val="20"/>
+          <w:highlight w:val="yellow"/>
+        </w:rPr>
+        <w:t xml:space="preserve">[NOMBRE COMPLETO DEL TRABAJADOR]</w:t>
+      </w:r>
+      <w:r>
+        <w:rPr>
+          <w:rFonts w:ascii="Calibri" w:hAnsi="Calibri"/>
+          <w:b/>
+          <w:color w:val="0F172A"/>
+          <w:sz w:val="20"/>
+        </w:rPr>
+        <w:br/>
+      </w:r>
+      <w:r>
+        <w:rPr>
+          <w:rFonts w:ascii="Calibri" w:hAnsi="Calibri"/>
+          <w:b w:val="0"/>
+          <w:color w:val="0F172A"/>
+          <w:sz w:val="20"/>
+        </w:rPr>
+        <w:t xml:space="preserve">R.U.T.: </w:t>
+      </w:r>
+      <w:r>
+        <w:rPr>
+          <w:rFonts w:ascii="Calibri" w:hAnsi="Calibri"/>
+          <w:b w:val="0"/>
+          <w:color w:val="0F172A"/>
+          <w:sz w:val="20"/>
+          <w:highlight w:val="yellow"/>
+        </w:rPr>
+        <w:t xml:space="preserve">[RUT DEL TRABAJADOR]</w:t>
+      </w:r>
+      <w:r>
+        <w:rPr>
+          <w:rFonts w:ascii="Calibri" w:hAnsi="Calibri"/>
+          <w:b w:val="0"/>
+          <w:color w:val="0F172A"/>
+          <w:sz w:val="20"/>
+        </w:rPr>
+        <w:br/>
+      </w:r>
+      <w:r>
+        <w:rPr>
+          <w:rFonts w:ascii="Calibri" w:hAnsi="Calibri"/>
+          <w:b w:val="0"/>
+          <w:color w:val="0F172A"/>
+          <w:sz w:val="20"/>
+        </w:rPr>
+        <w:t xml:space="preserve">Cargo: </w:t>
+      </w:r>
+      <w:r>
+        <w:rPr>
+          <w:rFonts w:ascii="Calibri" w:hAnsi="Calibri"/>
+          <w:b w:val="0"/>
+          <w:color w:val="0F172A"/>
+          <w:sz w:val="20"/>
+          <w:highlight w:val="yellow"/>
+        </w:rPr>
+        <w:t xml:space="preserve">[CARGO O FUNCIÓN]</w:t>
+      </w:r>
+      <w:r>
+        <w:rPr>
+          <w:rFonts w:ascii="Calibri" w:hAnsi="Calibri"/>
+          <w:b w:val="0"/>
+          <w:color w:val="0F172A"/>
+          <w:sz w:val="20"/>
+        </w:rPr>
+        <w:br/>
+      </w:r>
+      <w:r>
+        <w:rPr>
+          <w:rFonts w:ascii="Calibri" w:hAnsi="Calibri"/>
+          <w:b w:val="0"/>
+          <w:color w:val="0F172A"/>
+          <w:sz w:val="20"/>
+        </w:rPr>
+        <w:t xml:space="preserve">Domicilio: </w:t>
+      </w:r>
+      <w:r>
+        <w:rPr>
+          <w:rFonts w:ascii="Calibri" w:hAnsi="Calibri"/>
+          <w:b w:val="0"/>
+          <w:color w:val="0F172A"/>
+          <w:sz w:val="20"/>
+          <w:highlight w:val="yellow"/>
+        </w:rPr>
+        <w:t xml:space="preserve">[DIRECCIÓN REGISTRADA EN EL CONTRATO]</w:t>
+      </w:r>
+      <w:r>
+        <w:rPr>
+          <w:rFonts w:ascii="Calibri" w:hAnsi="Calibri"/>
+          <w:b w:val="0"/>
+          <w:color w:val="0F172A"/>
+          <w:sz w:val="20"/>
+        </w:rPr>
+        <w:br/>
+      </w:r>
+      <w:r>
+        <w:rPr>
+          <w:rFonts w:ascii="Calibri" w:hAnsi="Calibri"/>
+          <w:b w:val="0"/>
+          <w:color w:val="0F172A"/>
+          <w:sz w:val="20"/>
+        </w:rPr>
+        <w:t xml:space="preserve">Comuna / Ciudad: </w:t>
+      </w:r>
+      <w:r>
+        <w:rPr>
+          <w:rFonts w:ascii="Calibri" w:hAnsi="Calibri"/>
+          <w:b w:val="0"/>
+          <w:color w:val="0F172A"/>
+          <w:sz w:val="20"/>
+          <w:highlight w:val="yellow"/>
+        </w:rPr>
+        <w:t xml:space="preserve">[COMUNA / CIUDAD]</w:t>
+      </w:r>
+    </w:p>
+    <w:p>
+      <w:pPr>
+        <w:spacing w:before="40" w:after="80"/>
+      </w:pPr>
+      <w:r>
+        <w:rPr>
+          <w:rFonts w:ascii="Calibri" w:hAnsi="Calibri"/>
+          <w:b/>
+          <w:color w:val="0F172A"/>
+          <w:sz w:val="20"/>
+        </w:rPr>
+        <w:t>De nuestra consideración:</w:t>
+      </w:r>
+    </w:p>
+    <w:p>
+      <w:pPr>
+        <w:spacing w:before="40" w:after="80"/>
+      </w:pPr>
+      <w:r>
+        <w:rPr>
+          <w:rFonts w:ascii="Calibri" w:hAnsi="Calibri"/>
+          <w:b w:val="0"/>
+          <w:color w:val="0F172A"/>
+          <w:sz w:val="20"/>
+        </w:rPr>
+        <w:t xml:space="preserve">Por medio de la presente, comunicamos formalmente a usted que con fecha </w:t>
+      </w:r>
+      <w:r>
+        <w:rPr>
+          <w:rFonts w:ascii="Calibri" w:hAnsi="Calibri"/>
+          <w:b w:val="0"/>
+          <w:color w:val="0F172A"/>
+          <w:sz w:val="20"/>
+          <w:highlight w:val="yellow"/>
+        </w:rPr>
+        <w:t xml:space="preserve">[DÍA DE TÉRMINO]</w:t>
+      </w:r>
+      <w:r>
+        <w:rPr>
+          <w:rFonts w:ascii="Calibri" w:hAnsi="Calibri"/>
+          <w:b w:val="0"/>
+          <w:color w:val="0F172A"/>
+          <w:sz w:val="20"/>
+        </w:rPr>
+        <w:t xml:space="preserve"> de </w:t>
+      </w:r>
+      <w:r>
+        <w:rPr>
+          <w:rFonts w:ascii="Calibri" w:hAnsi="Calibri"/>
+          <w:b w:val="0"/>
+          <w:color w:val="0F172A"/>
+          <w:sz w:val="20"/>
+          <w:highlight w:val="yellow"/>
+        </w:rPr>
+        <w:t xml:space="preserve">[MES]</w:t>
+      </w:r>
+      <w:r>
+        <w:rPr>
+          <w:rFonts w:ascii="Calibri" w:hAnsi="Calibri"/>
+          <w:b w:val="0"/>
+          <w:color w:val="0F172A"/>
+          <w:sz w:val="20"/>
+        </w:rPr>
+        <w:t xml:space="preserve"> de </w:t>
+      </w:r>
+      <w:r>
+        <w:rPr>
+          <w:rFonts w:ascii="Calibri" w:hAnsi="Calibri"/>
+          <w:b w:val="0"/>
+          <w:color w:val="0F172A"/>
+          <w:sz w:val="20"/>
+          <w:highlight w:val="yellow"/>
+        </w:rPr>
+        <w:t xml:space="preserve">[AÑO]</w:t>
+      </w:r>
+      <w:r>
+        <w:rPr>
+          <w:rFonts w:ascii="Calibri" w:hAnsi="Calibri"/>
+          <w:b w:val="0"/>
+          <w:color w:val="0F172A"/>
+          <w:sz w:val="20"/>
+        </w:rPr>
+        <w:t xml:space="preserve"> se ha resuelto poner término al contrato de trabajo que lo vincula con nuestra empresa </w:t>
+      </w:r>
+      <w:r>
+        <w:rPr>
+          <w:rFonts w:ascii="Calibri" w:hAnsi="Calibri"/>
+          <w:b w:val="0"/>
+          <w:color w:val="0F172A"/>
+          <w:sz w:val="20"/>
+          <w:highlight w:val="yellow"/>
+        </w:rPr>
+        <w:t xml:space="preserve">[RAZÓN SOCIAL EMPRESA]</w:t>
+      </w:r>
+      <w:r>
+        <w:rPr>
+          <w:rFonts w:ascii="Calibri" w:hAnsi="Calibri"/>
+          <w:b w:val="0"/>
+          <w:color w:val="0F172A"/>
+          <w:sz w:val="20"/>
+        </w:rPr>
+        <w:t xml:space="preserve">, R.U.T. </w:t>
+      </w:r>
+      <w:r>
+        <w:rPr>
+          <w:rFonts w:ascii="Calibri" w:hAnsi="Calibri"/>
+          <w:b w:val="0"/>
+          <w:color w:val="0F172A"/>
+          <w:sz w:val="20"/>
+          <w:highlight w:val="yellow"/>
+        </w:rPr>
+        <w:t xml:space="preserve">[RUT EMPRESA]</w:t>
+      </w:r>
+      <w:r>
+        <w:rPr>
+          <w:rFonts w:ascii="Calibri" w:hAnsi="Calibri"/>
+          <w:b w:val="0"/>
+          <w:color w:val="0F172A"/>
+          <w:sz w:val="20"/>
+        </w:rPr>
+        <w:t xml:space="preserve">, por la causal que se indica a continuación.</w:t>
+      </w:r>
+    </w:p>
+    <w:p>
+      <w:pPr>
+        <w:keepNext/>
+        <w:spacing w:before="120" w:after="40"/>
+      </w:pPr>
+      <w:r>
+        <w:rPr>
+          <w:rFonts w:ascii="Calibri" w:hAnsi="Calibri"/>
+          <w:b/>
+          <w:color w:val="1E293B"/>
+          <w:sz w:val="20"/>
+        </w:rPr>
+        <w:t>I. CAUSAL LEGAL INVOCADA:</w:t>
+      </w:r>
+    </w:p>
+    <w:p>
+      <w:pPr>
+        <w:spacing w:before="40" w:after="80"/>
+      </w:pPr>
+      <w:r>
+        <w:rPr>
+          <w:rFonts w:ascii="Calibri" w:hAnsi="Calibri"/>
+          <w:b w:val="0"/>
+          <w:color w:val="0F172A"/>
+          <w:sz w:val="20"/>
+        </w:rPr>
+        <w:t>La causal aplicada es la del Artículo 160 N° 2 del Código del Trabajo, esto es: 'Negociaciones que ejecute el trabajador dentro del giro del negocio y que hubieren sido prohibidas por escrito en el respectivo contrato por el empleador'.</w:t>
+      </w:r>
+    </w:p>
+    <w:p>
+      <w:pPr>
+        <w:keepNext/>
+        <w:spacing w:before="120" w:after="40"/>
+      </w:pPr>
+      <w:r>
+        <w:rPr>
+          <w:rFonts w:ascii="Calibri" w:hAnsi="Calibri"/>
+          <w:b/>
+          <w:color w:val="1E293B"/>
+          <w:sz w:val="20"/>
+        </w:rPr>
+        <w:t>II. HECHOS EN QUE SE FUNDA:</w:t>
+      </w:r>
+    </w:p>
+    <w:p>
+      <w:pPr>
+        <w:spacing w:before="40" w:after="80"/>
+      </w:pPr>
+      <w:r>
+        <w:rPr>
+          <w:rFonts w:ascii="Calibri" w:hAnsi="Calibri"/>
+          <w:b w:val="0"/>
+          <w:color w:val="0F172A"/>
+          <w:sz w:val="20"/>
+        </w:rPr>
+        <w:t xml:space="preserve">Su contrato de trabajo, en su cláusula </w:t>
+      </w:r>
+      <w:r>
+        <w:rPr>
+          <w:rFonts w:ascii="Calibri" w:hAnsi="Calibri"/>
+          <w:b w:val="0"/>
+          <w:color w:val="0F172A"/>
+          <w:sz w:val="20"/>
+          <w:highlight w:val="yellow"/>
+        </w:rPr>
+        <w:t xml:space="preserve">[NÚMERO]</w:t>
+      </w:r>
+      <w:r>
+        <w:rPr>
+          <w:rFonts w:ascii="Calibri" w:hAnsi="Calibri"/>
+          <w:b w:val="0"/>
+          <w:color w:val="0F172A"/>
+          <w:sz w:val="20"/>
+        </w:rPr>
+        <w:t xml:space="preserve">, le prohíbe expresamente </w:t>
+      </w:r>
+      <w:r>
+        <w:rPr>
+          <w:rFonts w:ascii="Calibri" w:hAnsi="Calibri"/>
+          <w:b w:val="0"/>
+          <w:color w:val="0F172A"/>
+          <w:sz w:val="20"/>
+          <w:highlight w:val="yellow"/>
+        </w:rPr>
+        <w:t xml:space="preserve">[DESCRIBE LA PROHIBICIÓN: realizar por cuenta propia o de terceros negociaciones dentro del giro de la empresa]</w:t>
+      </w:r>
+      <w:r>
+        <w:rPr>
+          <w:rFonts w:ascii="Calibri" w:hAnsi="Calibri"/>
+          <w:b w:val="0"/>
+          <w:color w:val="0F172A"/>
+          <w:sz w:val="20"/>
+        </w:rPr>
+        <w:t xml:space="preserve">.</w:t>
+      </w:r>
+    </w:p>
+    <w:p>
+      <w:pPr>
+        <w:spacing w:before="40" w:after="80"/>
+      </w:pPr>
+      <w:r>
+        <w:rPr>
+          <w:rFonts w:ascii="Calibri" w:hAnsi="Calibri"/>
+          <w:b w:val="0"/>
+          <w:color w:val="0F172A"/>
+          <w:sz w:val="20"/>
+        </w:rPr>
+        <w:t xml:space="preserve">Los hechos concretos en que se funda esta decisión son los siguientes: </w:t>
+      </w:r>
+      <w:r>
+        <w:rPr>
+          <w:rFonts w:ascii="Calibri" w:hAnsi="Calibri"/>
+          <w:b w:val="0"/>
+          <w:color w:val="0F172A"/>
+          <w:sz w:val="20"/>
+          <w:highlight w:val="yellow"/>
+        </w:rPr>
+        <w:t xml:space="preserve">[DESCRIBE LAS NEGOCIACIONES EJECUTADAS, CON FECHAS Y EVIDENCIA. EJEMPLO: entre marzo y junio de 2026 usted vendió por cuenta propia [PRODUCTOS / SERVICIOS] a clientes de la empresa mediante la empresa [NOMBRE]]</w:t>
+      </w:r>
+      <w:r>
+        <w:rPr>
+          <w:rFonts w:ascii="Calibri" w:hAnsi="Calibri"/>
+          <w:b w:val="0"/>
+          <w:color w:val="0F172A"/>
+          <w:sz w:val="20"/>
+        </w:rPr>
+        <w:t xml:space="preserve">.</w:t>
+      </w:r>
+    </w:p>
+    <w:p>
+      <w:pPr>
+        <w:spacing w:before="40" w:after="80"/>
+      </w:pPr>
+      <w:r>
+        <w:rPr>
+          <w:rFonts w:ascii="Calibri" w:hAnsi="Calibri"/>
+          <w:b w:val="0"/>
+          <w:color w:val="0F172A"/>
+          <w:sz w:val="20"/>
+        </w:rPr>
+        <w:t xml:space="preserve">Estos hechos constan en </w:t>
+      </w:r>
+      <w:r>
+        <w:rPr>
+          <w:rFonts w:ascii="Calibri" w:hAnsi="Calibri"/>
+          <w:b w:val="0"/>
+          <w:color w:val="0F172A"/>
+          <w:sz w:val="20"/>
+          <w:highlight w:val="yellow"/>
+        </w:rPr>
+        <w:t xml:space="preserve">[PRUEBAS: registro de asistencia, informe interno de fecha [FECHA], correos, cámaras de seguridad, declaraciones de testigos, actas u otros documentos]</w:t>
+      </w:r>
+      <w:r>
+        <w:rPr>
+          <w:rFonts w:ascii="Calibri" w:hAnsi="Calibri"/>
+          <w:b w:val="0"/>
+          <w:color w:val="0F172A"/>
+          <w:sz w:val="20"/>
+        </w:rPr>
+        <w:t xml:space="preserve">, que quedan a disposición de la autoridad competente.</w:t>
+      </w:r>
+    </w:p>
+    <w:p>
+      <w:pPr>
+        <w:spacing w:before="40" w:after="80"/>
+      </w:pPr>
+      <w:r>
+        <w:rPr>
+          <w:rFonts w:ascii="Calibri" w:hAnsi="Calibri"/>
+          <w:b w:val="0"/>
+          <w:color w:val="0F172A"/>
+          <w:sz w:val="20"/>
+        </w:rPr>
+        <w:t xml:space="preserve">Con fecha </w:t>
+      </w:r>
+      <w:r>
+        <w:rPr>
+          <w:rFonts w:ascii="Calibri" w:hAnsi="Calibri"/>
+          <w:b w:val="0"/>
+          <w:color w:val="0F172A"/>
+          <w:sz w:val="20"/>
+          <w:highlight w:val="yellow"/>
+        </w:rPr>
+        <w:t xml:space="preserve">[FECHA]</w:t>
+      </w:r>
+      <w:r>
+        <w:rPr>
+          <w:rFonts w:ascii="Calibri" w:hAnsi="Calibri"/>
+          <w:b w:val="0"/>
+          <w:color w:val="0F172A"/>
+          <w:sz w:val="20"/>
+        </w:rPr>
+        <w:t xml:space="preserve"> se le citó para que entregara sus descargos, y </w:t>
+      </w:r>
+      <w:r>
+        <w:rPr>
+          <w:rFonts w:ascii="Calibri" w:hAnsi="Calibri"/>
+          <w:b w:val="0"/>
+          <w:color w:val="0F172A"/>
+          <w:sz w:val="20"/>
+          <w:highlight w:val="yellow"/>
+        </w:rPr>
+        <w:t xml:space="preserve">[ENTREGÓ SUS DESCARGOS, QUE NO DESVIRTUARON LOS HECHOS / NO COMPARECIÓ NI ENTREGÓ DESCARGOS DENTRO DEL PLAZO OTORGADO]</w:t>
+      </w:r>
+      <w:r>
+        <w:rPr>
+          <w:rFonts w:ascii="Calibri" w:hAnsi="Calibri"/>
+          <w:b w:val="0"/>
+          <w:color w:val="0F172A"/>
+          <w:sz w:val="20"/>
+        </w:rPr>
+        <w:t xml:space="preserve">. (Borra este párrafo si no hubo citación.)</w:t>
+      </w:r>
+    </w:p>
+    <w:p>
+      <w:pPr>
+        <w:keepNext/>
+        <w:spacing w:before="120" w:after="40"/>
+      </w:pPr>
+      <w:r>
+        <w:rPr>
+          <w:rFonts w:ascii="Calibri" w:hAnsi="Calibri"/>
+          <w:b/>
+          <w:color w:val="1E293B"/>
+          <w:sz w:val="20"/>
+        </w:rPr>
+        <w:t>III. ESTADO DE PAGO DE COTIZACIONES PREVISIONALES:</w:t>
+      </w:r>
+    </w:p>
+    <w:p>
+      <w:pPr>
+        <w:spacing w:before="40" w:after="80"/>
+      </w:pPr>
+      <w:r>
+        <w:rPr>
+          <w:rFonts w:ascii="Calibri" w:hAnsi="Calibri"/>
+          <w:b w:val="0"/>
+          <w:color w:val="0F172A"/>
+          <w:sz w:val="20"/>
+        </w:rPr>
+        <w:t>En cumplimiento del Artículo 162 del Código del Trabajo, se acompaña a esta comunicación el estado de pago de sus cotizaciones previsionales y de salud, con los comprobantes que acreditan que se encuentran pagadas hasta el último día del mes anterior al del término del contrato (AFP, Fonasa o Isapre, y Seguro de Cesantía).</w:t>
+      </w:r>
+    </w:p>
+    <w:p>
+      <w:pPr>
+        <w:keepNext/>
+        <w:spacing w:before="120" w:after="40"/>
+      </w:pPr>
+      <w:r>
+        <w:rPr>
+          <w:rFonts w:ascii="Calibri" w:hAnsi="Calibri"/>
+          <w:b/>
+          <w:color w:val="1E293B"/>
+          <w:sz w:val="20"/>
+        </w:rPr>
+        <w:t>IV. FINIQUITO:</w:t>
+      </w:r>
+    </w:p>
+    <w:p>
+      <w:pPr>
+        <w:spacing w:before="40" w:after="80"/>
+      </w:pPr>
+      <w:r>
+        <w:rPr>
+          <w:rFonts w:ascii="Calibri" w:hAnsi="Calibri"/>
+          <w:b w:val="0"/>
+          <w:color w:val="0F172A"/>
+          <w:sz w:val="20"/>
+        </w:rPr>
+        <w:t xml:space="preserve">Por tratarse de una causal imputable al trabajador, no corresponde el pago de indemnización por años de servicio ni de indemnización sustitutiva del aviso previo, sin perjuicio de lo que se haya pactado en su contrato individual o colectivo. Su finiquito, con las remuneraciones devengadas pendientes y la compensación del feriado legal y proporcional pendiente (Art. 73), estará disponible en </w:t>
+      </w:r>
+      <w:r>
+        <w:rPr>
+          <w:rFonts w:ascii="Calibri" w:hAnsi="Calibri"/>
+          <w:b w:val="0"/>
+          <w:color w:val="0F172A"/>
+          <w:sz w:val="20"/>
+          <w:highlight w:val="yellow"/>
+        </w:rPr>
+        <w:t xml:space="preserve">[NOTARÍA / LUGAR DE FIRMA]</w:t>
+      </w:r>
+      <w:r>
+        <w:rPr>
+          <w:rFonts w:ascii="Calibri" w:hAnsi="Calibri"/>
+          <w:b w:val="0"/>
+          <w:color w:val="0F172A"/>
+          <w:sz w:val="20"/>
+        </w:rPr>
+        <w:t xml:space="preserve"> dentro del plazo de 10 días hábiles contado desde la separación.</w:t>
+      </w:r>
+    </w:p>
+    <w:p>
+      <w:pPr>
+        <w:spacing w:before="40" w:after="80"/>
+      </w:pPr>
+      <w:r>
+        <w:rPr>
+          <w:rFonts w:ascii="Calibri" w:hAnsi="Calibri"/>
+          <w:b w:val="0"/>
+          <w:color w:val="0F172A"/>
+          <w:sz w:val="20"/>
+        </w:rPr>
+        <w:t>Sin otro particular, le saluda atentamente,</w:t>
+      </w:r>
+    </w:p>
+    <w:p>
+      <w:pPr>
+        <w:keepNext/>
+        <w:spacing w:before="0" w:after="80"/>
       </w:pPr>
     </w:p>
     <w:tbl>
@@ -74,405 +999,249 @@
         <w:tblLook w:firstColumn="1" w:firstRow="1" w:lastColumn="0" w:lastRow="0" w:noHBand="0" w:noVBand="1" w:val="04A0"/>
       </w:tblPr>
       <w:tblGrid>
-        <w:gridCol w:w="9360"/>
+        <w:gridCol w:w="4896"/>
+        <w:gridCol w:w="4896"/>
       </w:tblGrid>
       <w:tr>
+        <w:trPr>
+          <w:cantSplit/>
+        </w:trPr>
         <w:tc>
           <w:tcPr>
-            <w:tcW w:type="dxa" w:w="9936"/>
-            <w:shd w:fill="F8FAFC"/>
+            <w:tcW w:type="dxa" w:w="4896"/>
             <w:tcMar>
-              <w:top w:w="140" w:type="dxa"/>
-              <w:bottom w:w="140" w:type="dxa"/>
-              <w:left w:w="180" w:type="dxa"/>
-              <w:right w:w="180" w:type="dxa"/>
+              <w:top w:w="60" w:type="dxa"/>
+              <w:bottom w:w="60" w:type="dxa"/>
+              <w:left w:w="100" w:type="dxa"/>
+              <w:right w:w="100" w:type="dxa"/>
             </w:tcMar>
           </w:tcPr>
           <w:p>
             <w:pPr>
-              <w:spacing w:after="0"/>
-            </w:pPr>
-            <w:r>
-              <w:rPr>
-                <w:rFonts w:ascii="Arial" w:hAnsi="Arial"/>
-                <w:color w:val="475569"/>
-                <w:sz w:val="18"/>
-              </w:rPr>
-              <w:t>📋 INSTRUCCIÓN PARA EL EMPLEADOR:</w:t>
-              <w:br/>
-              <w:t>1. Completa los campos entre corchetes [...] con datos reales y borra las alternativas que no apliquen.</w:t>
-              <w:br/>
-              <w:t>2. PLAZO: entrega la carta en mano o envíala por carta certificada al domicilio del contrato dentro de los 3 DÍAS HÁBILES siguientes a la separación del trabajador, con copia a la Inspección del Trabajo en el mismo plazo.</w:t>
-              <w:br/>
-              <w:t>3. Adjunta los comprobantes de pago de cotizaciones al día (AFP, salud y seguro de cesantía). Sin ellos el despido no produce efecto (Art. 162).</w:t>
-              <w:br/>
-              <w:t>4. En un juicio solo podrás defender los hechos que escribas en esta carta (Art. 454 N° 1): descríbelos con fechas, horas, lugares y personas.</w:t>
-              <w:br/>
-              <w:t>5. Solo procede si la prohibición está escrita en el contrato de trabajo. Adjunta copia de la cláusula.</w:t>
-              <w:br/>
-              <w:t>6. La negociación debe estar dentro del giro del negocio de tu empresa.</w:t>
-            </w:r>
-          </w:p>
-        </w:tc>
-      </w:tr>
-    </w:tbl>
-    <w:p>
-      <w:pPr>
-        <w:spacing w:after="400"/>
-      </w:pPr>
-    </w:p>
-    <w:p>
-      <w:pPr>
-        <w:jc w:val="right"/>
-      </w:pPr>
-      <w:r>
-        <w:rPr>
-          <w:rFonts w:ascii="Arial" w:hAnsi="Arial"/>
-          <w:b/>
-          <w:sz w:val="20"/>
-        </w:rPr>
-        <w:t>[CIUDAD], [DÍA] de [MES] de [AÑO].</w:t>
-      </w:r>
-    </w:p>
-    <w:p>
-      <w:pPr>
-        <w:spacing w:after="280" w:line="288" w:lineRule="auto"/>
-      </w:pPr>
-      <w:r>
-        <w:rPr>
-          <w:rFonts w:ascii="Arial" w:hAnsi="Arial"/>
-          <w:b/>
-          <w:sz w:val="20"/>
-        </w:rPr>
-        <w:t>Señor(a):</w:t>
-        <w:br/>
-      </w:r>
-      <w:r>
-        <w:rPr>
-          <w:rFonts w:ascii="Arial" w:hAnsi="Arial"/>
-          <w:b/>
-          <w:sz w:val="20"/>
-        </w:rPr>
-        <w:t>[NOMBRE COMPLETO DEL TRABAJADOR]</w:t>
-        <w:br/>
-      </w:r>
-      <w:r>
-        <w:rPr>
-          <w:rFonts w:ascii="Arial" w:hAnsi="Arial"/>
-          <w:b w:val="0"/>
-          <w:sz w:val="20"/>
-        </w:rPr>
-        <w:t>R.U.T.: [RUT DEL TRABAJADOR]</w:t>
-        <w:br/>
-      </w:r>
-      <w:r>
-        <w:rPr>
-          <w:rFonts w:ascii="Arial" w:hAnsi="Arial"/>
-          <w:b w:val="0"/>
-          <w:sz w:val="20"/>
-        </w:rPr>
-        <w:t>Cargo: [CARGO O FUNCIÓN]</w:t>
-        <w:br/>
-      </w:r>
-      <w:r>
-        <w:rPr>
-          <w:rFonts w:ascii="Arial" w:hAnsi="Arial"/>
-          <w:b w:val="0"/>
-          <w:sz w:val="20"/>
-        </w:rPr>
-        <w:t>Domicilio: [DIRECCIÓN REGISTRADA EN EL CONTRATO]</w:t>
-        <w:br/>
-      </w:r>
-      <w:r>
-        <w:rPr>
-          <w:rFonts w:ascii="Arial" w:hAnsi="Arial"/>
-          <w:b w:val="0"/>
-          <w:sz w:val="20"/>
-        </w:rPr>
-        <w:t>Comuna / Ciudad: [COMUNA / CIUDAD]</w:t>
-        <w:br/>
-      </w:r>
-      <w:r>
-        <w:rPr>
-          <w:rFonts w:ascii="Arial" w:hAnsi="Arial"/>
-          <w:b/>
-          <w:sz w:val="20"/>
-        </w:rPr>
-        <w:t>Presente.</w:t>
-        <w:br/>
-      </w:r>
-    </w:p>
-    <w:p>
-      <w:pPr>
-        <w:spacing w:line="300" w:lineRule="auto" w:after="160"/>
-      </w:pPr>
-      <w:r>
-        <w:rPr>
-          <w:rFonts w:ascii="Arial" w:hAnsi="Arial"/>
-          <w:b/>
-          <w:sz w:val="20"/>
-        </w:rPr>
-        <w:t>De nuestra consideración:</w:t>
-      </w:r>
-    </w:p>
-    <w:p>
-      <w:pPr>
-        <w:spacing w:line="300" w:lineRule="auto" w:after="160"/>
-      </w:pPr>
-      <w:r>
-        <w:rPr>
-          <w:rFonts w:ascii="Arial" w:hAnsi="Arial"/>
-          <w:b w:val="0"/>
-          <w:sz w:val="20"/>
-        </w:rPr>
-        <w:t>Por medio de la presente, comunicamos formalmente a usted que con fecha [DÍA DE TÉRMINO] de [MES] de [AÑO] se ha resuelto poner término al contrato de trabajo que lo vincula con nuestra empresa [RAZÓN SOCIAL EMPRESA], R.U.T. [RUT EMPRESA], por la causal que se indica a continuación.</w:t>
-      </w:r>
-    </w:p>
-    <w:p>
-      <w:pPr>
-        <w:spacing w:line="300" w:lineRule="auto" w:after="160"/>
-      </w:pPr>
-      <w:r>
-        <w:rPr>
-          <w:rFonts w:ascii="Arial" w:hAnsi="Arial"/>
-          <w:b/>
-          <w:sz w:val="20"/>
-        </w:rPr>
-        <w:t>I. CAUSAL LEGAL INVOCADA:</w:t>
-      </w:r>
-    </w:p>
-    <w:p>
-      <w:pPr>
-        <w:spacing w:line="300" w:lineRule="auto" w:after="160"/>
-      </w:pPr>
-      <w:r>
-        <w:rPr>
-          <w:rFonts w:ascii="Arial" w:hAnsi="Arial"/>
-          <w:b w:val="0"/>
-          <w:sz w:val="20"/>
-        </w:rPr>
-        <w:t>La causal aplicada es la del Artículo 160 N° 2 del Código del Trabajo, esto es: 'Negociaciones que ejecute el trabajador dentro del giro del negocio y que hubieren sido prohibidas por escrito en el respectivo contrato por el empleador'.</w:t>
-      </w:r>
-    </w:p>
-    <w:p>
-      <w:pPr>
-        <w:spacing w:line="300" w:lineRule="auto" w:after="160"/>
-      </w:pPr>
-      <w:r>
-        <w:rPr>
-          <w:rFonts w:ascii="Arial" w:hAnsi="Arial"/>
-          <w:b/>
-          <w:sz w:val="20"/>
-        </w:rPr>
-        <w:t>II. HECHOS EN QUE SE FUNDA:</w:t>
-      </w:r>
-    </w:p>
-    <w:p>
-      <w:pPr>
-        <w:spacing w:line="300" w:lineRule="auto" w:after="160"/>
-      </w:pPr>
-      <w:r>
-        <w:rPr>
-          <w:rFonts w:ascii="Arial" w:hAnsi="Arial"/>
-          <w:b w:val="0"/>
-          <w:sz w:val="20"/>
-        </w:rPr>
-        <w:t>Su contrato de trabajo, en su cláusula [NÚMERO], le prohíbe expresamente [DESCRIBE LA PROHIBICIÓN: realizar por cuenta propia o de terceros negociaciones dentro del giro de la empresa].</w:t>
-      </w:r>
-    </w:p>
-    <w:p>
-      <w:pPr>
-        <w:spacing w:line="300" w:lineRule="auto" w:after="160"/>
-      </w:pPr>
-      <w:r>
-        <w:rPr>
-          <w:rFonts w:ascii="Arial" w:hAnsi="Arial"/>
-          <w:b w:val="0"/>
-          <w:sz w:val="20"/>
-        </w:rPr>
-        <w:t>Los hechos concretos en que se funda esta decisión son los siguientes: [DESCRIBE LAS NEGOCIACIONES EJECUTADAS, CON FECHAS Y EVIDENCIA. EJEMPLO: entre marzo y junio de 2026 usted vendió por cuenta propia [PRODUCTOS / SERVICIOS] a clientes de la empresa mediante la empresa [NOMBRE]].</w:t>
-      </w:r>
-    </w:p>
-    <w:p>
-      <w:pPr>
-        <w:spacing w:line="300" w:lineRule="auto" w:after="160"/>
-      </w:pPr>
-      <w:r>
-        <w:rPr>
-          <w:rFonts w:ascii="Arial" w:hAnsi="Arial"/>
-          <w:b w:val="0"/>
-          <w:sz w:val="20"/>
-        </w:rPr>
-        <w:t>Estos hechos constan en [PRUEBAS: registro de asistencia, informe interno de fecha [FECHA], correos, cámaras de seguridad, declaraciones de testigos, actas u otros documentos], que quedan a disposición de la autoridad competente.</w:t>
-      </w:r>
-    </w:p>
-    <w:p>
-      <w:pPr>
-        <w:spacing w:line="300" w:lineRule="auto" w:after="160"/>
-      </w:pPr>
-      <w:r>
-        <w:rPr>
-          <w:rFonts w:ascii="Arial" w:hAnsi="Arial"/>
-          <w:b w:val="0"/>
-          <w:sz w:val="20"/>
-        </w:rPr>
-        <w:t>Con fecha [FECHA] se le citó para que entregara sus descargos, y [ENTREGÓ SUS DESCARGOS, QUE NO DESVIRTUARON LOS HECHOS / NO COMPARECIÓ NI ENTREGÓ DESCARGOS DENTRO DEL PLAZO OTORGADO]. (Borra este párrafo si no hubo citación.)</w:t>
-      </w:r>
-    </w:p>
-    <w:p>
-      <w:pPr>
-        <w:spacing w:line="300" w:lineRule="auto" w:after="160"/>
-      </w:pPr>
-      <w:r>
-        <w:rPr>
-          <w:rFonts w:ascii="Arial" w:hAnsi="Arial"/>
-          <w:b/>
-          <w:sz w:val="20"/>
-        </w:rPr>
-        <w:t>III. ESTADO DE PAGO DE COTIZACIONES PREVISIONALES:</w:t>
-      </w:r>
-    </w:p>
-    <w:p>
-      <w:pPr>
-        <w:spacing w:line="300" w:lineRule="auto" w:after="160"/>
-      </w:pPr>
-      <w:r>
-        <w:rPr>
-          <w:rFonts w:ascii="Arial" w:hAnsi="Arial"/>
-          <w:b w:val="0"/>
-          <w:sz w:val="20"/>
-        </w:rPr>
-        <w:t>En cumplimiento del Artículo 162 del Código del Trabajo, se acompaña a esta comunicación el estado de pago de sus cotizaciones previsionales y de salud, con los comprobantes que acreditan que se encuentran pagadas hasta el último día del mes anterior al del término del contrato (AFP, Fonasa o Isapre, y Seguro de Cesantía).</w:t>
-      </w:r>
-    </w:p>
-    <w:p>
-      <w:pPr>
-        <w:spacing w:line="300" w:lineRule="auto" w:after="160"/>
-      </w:pPr>
-      <w:r>
-        <w:rPr>
-          <w:rFonts w:ascii="Arial" w:hAnsi="Arial"/>
-          <w:b/>
-          <w:sz w:val="20"/>
-        </w:rPr>
-        <w:t>IV. FINIQUITO:</w:t>
-      </w:r>
-    </w:p>
-    <w:p>
-      <w:pPr>
-        <w:spacing w:line="300" w:lineRule="auto" w:after="160"/>
-      </w:pPr>
-      <w:r>
-        <w:rPr>
-          <w:rFonts w:ascii="Arial" w:hAnsi="Arial"/>
-          <w:b w:val="0"/>
-          <w:sz w:val="20"/>
-        </w:rPr>
-        <w:t>Por tratarse de una causal imputable al trabajador, no corresponde el pago de indemnización por años de servicio ni de indemnización sustitutiva del aviso previo, sin perjuicio de lo que se haya pactado en su contrato individual o colectivo. Su finiquito, con las remuneraciones devengadas pendientes y la compensación del feriado legal y proporcional pendiente (Art. 73), estará disponible en [NOTARÍA / LUGAR DE FIRMA] dentro del plazo de 10 días hábiles contado desde la separación.</w:t>
-      </w:r>
-    </w:p>
-    <w:p>
-      <w:pPr>
-        <w:spacing w:line="300" w:lineRule="auto" w:after="160"/>
-      </w:pPr>
-      <w:r>
-        <w:rPr>
-          <w:rFonts w:ascii="Arial" w:hAnsi="Arial"/>
-          <w:b w:val="0"/>
-          <w:sz w:val="20"/>
-        </w:rPr>
-        <w:t>Sin otro particular, le saluda atentamente,</w:t>
-      </w:r>
-    </w:p>
-    <w:p>
-      <w:pPr>
-        <w:spacing w:after="400"/>
-      </w:pPr>
-    </w:p>
-    <w:tbl>
-      <w:tblPr>
-        <w:tblW w:type="auto" w:w="0"/>
-        <w:jc w:val="center"/>
-        <w:tblLayout w:type="fixed"/>
-        <w:tblLook w:firstColumn="1" w:firstRow="1" w:lastColumn="0" w:lastRow="0" w:noHBand="0" w:noVBand="1" w:val="04A0"/>
-      </w:tblPr>
-      <w:tblGrid>
-        <w:gridCol w:w="4608"/>
-        <w:gridCol w:w="4608"/>
-      </w:tblGrid>
-      <w:tr>
-        <w:tc>
-          <w:tcPr>
-            <w:tcW w:type="dxa" w:w="4968"/>
-          </w:tcPr>
-          <w:p>
-            <w:pPr>
+              <w:keepNext/>
+              <w:spacing w:before="0" w:after="0"/>
               <w:jc w:val="center"/>
             </w:pPr>
             <w:r>
               <w:rPr>
-                <w:rFonts w:ascii="Arial" w:hAnsi="Arial"/>
+                <w:rFonts w:ascii="Calibri" w:hAnsi="Calibri" w:cs="Calibri"/>
+                <w:b/>
               </w:rPr>
-              <w:t>_________________________________________</w:t>
+              <w:t>_____________________________________</w:t>
               <w:br/>
             </w:r>
             <w:r>
               <w:rPr>
-                <w:rFonts w:ascii="Arial" w:hAnsi="Arial"/>
+                <w:rFonts w:ascii="Calibri" w:hAnsi="Calibri" w:cs="Calibri"/>
+                <w:b/>
+                <w:sz w:val="18"/>
+              </w:rPr>
+              <w:t>POR LA EMPRESA (REPRESENTANTE LEGAL)</w:t>
+              <w:br/>
+            </w:r>
+            <w:r>
+              <w:rPr>
+                <w:rFonts w:ascii="Calibri" w:hAnsi="Calibri" w:cs="Calibri"/>
+                <w:color w:val="475569"/>
+                <w:sz w:val="17"/>
+                <w:highlight w:val="yellow"/>
+              </w:rPr>
+              <w:t xml:space="preserve">[NOMBRE REPRESENTANTE LEGAL]</w:t>
+            </w:r>
+            <w:r>
+              <w:rPr>
+                <w:rFonts w:ascii="Calibri" w:hAnsi="Calibri" w:cs="Calibri"/>
+                <w:color w:val="475569"/>
                 <w:sz w:val="17"/>
               </w:rPr>
-              <w:t>[NOMBRE REPRESENTANTE LEGAL]</w:t>
               <w:br/>
-              <w:t>R.U.T.: [RUT REPRESENTANTE]</w:t>
+            </w:r>
+            <w:r>
+              <w:rPr>
+                <w:rFonts w:ascii="Calibri" w:hAnsi="Calibri" w:cs="Calibri"/>
+                <w:color w:val="475569"/>
+                <w:sz w:val="17"/>
+              </w:rPr>
+              <w:t xml:space="preserve">R.U.T.: </w:t>
+            </w:r>
+            <w:r>
+              <w:rPr>
+                <w:rFonts w:ascii="Calibri" w:hAnsi="Calibri" w:cs="Calibri"/>
+                <w:color w:val="475569"/>
+                <w:sz w:val="17"/>
+                <w:highlight w:val="yellow"/>
+              </w:rPr>
+              <w:t xml:space="preserve">[RUT REPRESENTANTE]</w:t>
+            </w:r>
+            <w:r>
+              <w:rPr>
+                <w:rFonts w:ascii="Calibri" w:hAnsi="Calibri" w:cs="Calibri"/>
+                <w:color w:val="475569"/>
+                <w:sz w:val="17"/>
+              </w:rPr>
               <w:br/>
-              <w:t>Representante Legal de</w:t>
-              <w:br/>
-              <w:t>[RAZÓN SOCIAL EMPRESA]</w:t>
+            </w:r>
+            <w:r>
+              <w:rPr>
+                <w:rFonts w:ascii="Calibri" w:hAnsi="Calibri" w:cs="Calibri"/>
+                <w:color w:val="475569"/>
+                <w:sz w:val="17"/>
+                <w:highlight w:val="yellow"/>
+              </w:rPr>
+              <w:t xml:space="preserve">[RAZÓN SOCIAL EMPRESA]</w:t>
             </w:r>
           </w:p>
         </w:tc>
         <w:tc>
           <w:tcPr>
-            <w:tcW w:type="dxa" w:w="4968"/>
+            <w:tcW w:type="dxa" w:w="4896"/>
+            <w:tcMar>
+              <w:top w:w="60" w:type="dxa"/>
+              <w:bottom w:w="60" w:type="dxa"/>
+              <w:left w:w="100" w:type="dxa"/>
+              <w:right w:w="100" w:type="dxa"/>
+            </w:tcMar>
           </w:tcPr>
           <w:p>
             <w:pPr>
+              <w:keepNext/>
+              <w:spacing w:before="0" w:after="0"/>
               <w:jc w:val="center"/>
             </w:pPr>
             <w:r>
               <w:rPr>
-                <w:rFonts w:ascii="Arial" w:hAnsi="Arial"/>
+                <w:rFonts w:ascii="Calibri" w:hAnsi="Calibri" w:cs="Calibri"/>
+                <w:b/>
               </w:rPr>
-              <w:t>_________________________________________</w:t>
+              <w:t>_____________________________________</w:t>
               <w:br/>
             </w:r>
             <w:r>
               <w:rPr>
-                <w:rFonts w:ascii="Arial" w:hAnsi="Arial"/>
-                <w:sz w:val="17"/>
+                <w:rFonts w:ascii="Calibri" w:hAnsi="Calibri" w:cs="Calibri"/>
+                <w:b/>
+                <w:sz w:val="18"/>
               </w:rPr>
               <w:t>ACUSE DE RECIBO / COPIA TRABAJADOR</w:t>
               <w:br/>
-              <w:t>Nombre: [NOMBRE TRABAJADOR]</w:t>
+            </w:r>
+            <w:r>
+              <w:rPr>
+                <w:rFonts w:ascii="Calibri" w:hAnsi="Calibri" w:cs="Calibri"/>
+                <w:color w:val="475569"/>
+                <w:sz w:val="17"/>
+              </w:rPr>
+              <w:t xml:space="preserve">Nombre: </w:t>
+            </w:r>
+            <w:r>
+              <w:rPr>
+                <w:rFonts w:ascii="Calibri" w:hAnsi="Calibri" w:cs="Calibri"/>
+                <w:color w:val="475569"/>
+                <w:sz w:val="17"/>
+                <w:highlight w:val="yellow"/>
+              </w:rPr>
+              <w:t xml:space="preserve">[NOMBRE TRABAJADOR]</w:t>
+            </w:r>
+            <w:r>
+              <w:rPr>
+                <w:rFonts w:ascii="Calibri" w:hAnsi="Calibri" w:cs="Calibri"/>
+                <w:color w:val="475569"/>
+                <w:sz w:val="17"/>
+              </w:rPr>
               <w:br/>
-              <w:t>R.U.T.: [RUT TRABAJADOR]</w:t>
+            </w:r>
+            <w:r>
+              <w:rPr>
+                <w:rFonts w:ascii="Calibri" w:hAnsi="Calibri" w:cs="Calibri"/>
+                <w:color w:val="475569"/>
+                <w:sz w:val="17"/>
+              </w:rPr>
+              <w:t xml:space="preserve">R.U.T.: </w:t>
+            </w:r>
+            <w:r>
+              <w:rPr>
+                <w:rFonts w:ascii="Calibri" w:hAnsi="Calibri" w:cs="Calibri"/>
+                <w:color w:val="475569"/>
+                <w:sz w:val="17"/>
+                <w:highlight w:val="yellow"/>
+              </w:rPr>
+              <w:t xml:space="preserve">[RUT TRABAJADOR]</w:t>
+            </w:r>
+            <w:r>
+              <w:rPr>
+                <w:rFonts w:ascii="Calibri" w:hAnsi="Calibri" w:cs="Calibri"/>
+                <w:color w:val="475569"/>
+                <w:sz w:val="17"/>
+              </w:rPr>
               <w:br/>
-              <w:t>Fecha y hora de notificación:</w:t>
+            </w:r>
+            <w:r>
+              <w:rPr>
+                <w:rFonts w:ascii="Calibri" w:hAnsi="Calibri" w:cs="Calibri"/>
+                <w:color w:val="475569"/>
+                <w:sz w:val="17"/>
+              </w:rPr>
+              <w:t xml:space="preserve">Fecha y hora de notificación:</w:t>
+            </w:r>
+            <w:r>
+              <w:rPr>
+                <w:rFonts w:ascii="Calibri" w:hAnsi="Calibri" w:cs="Calibri"/>
+                <w:color w:val="475569"/>
+                <w:sz w:val="17"/>
+              </w:rPr>
               <w:br/>
-              <w:t>____ / ____ / ________   ____:____ hrs.</w:t>
+            </w:r>
+            <w:r>
+              <w:rPr>
+                <w:rFonts w:ascii="Calibri" w:hAnsi="Calibri" w:cs="Calibri"/>
+                <w:color w:val="475569"/>
+                <w:sz w:val="17"/>
+              </w:rPr>
+              <w:t xml:space="preserve">____ / ____ / ________   ____:____ hrs.</w:t>
             </w:r>
           </w:p>
         </w:tc>
       </w:tr>
     </w:tbl>
     <w:sectPr>
+      <w:footerReference w:type="default" r:id="rId10"/>
       <w:pgSz w:w="12240" w:h="15840"/>
-      <w:pgMar w:top="1152" w:right="1152" w:bottom="1152" w:left="1152" w:header="720" w:footer="720" w:gutter="0"/>
+      <w:pgMar w:top="936" w:right="936" w:bottom="936" w:left="936" w:header="720" w:footer="720" w:gutter="0"/>
       <w:cols w:space="720"/>
       <w:docGrid w:linePitch="360"/>
     </w:sectPr>
   </w:body>
 </w:document>
+</file>
+
+<file path=word/footer1.xml><?xml version="1.0" encoding="utf-8"?>
+<w:ftr xmlns:m="http://schemas.openxmlformats.org/officeDocument/2006/math" xmlns:mc="http://schemas.openxmlformats.org/markup-compatibility/2006" xmlns:mo="http://schemas.microsoft.com/office/mac/office/2008/main" xmlns:mv="urn:schemas-microsoft-com:mac:vml" xmlns:o="urn:schemas-microsoft-com:office:office" xmlns:r="http://schemas.openxmlformats.org/officeDocument/2006/relationships" xmlns:v="urn:schemas-microsoft-com:vml" xmlns:w10="urn:schemas-microsoft-com:office:word" xmlns:w14="http://schemas.microsoft.com/office/word/2010/wordml" xmlns:w="http://schemas.openxmlformats.org/wordprocessingml/2006/main" xmlns:wne="http://schemas.microsoft.com/office/word/2006/wordml" xmlns:wp14="http://schemas.microsoft.com/office/word/2010/wordprocessingDrawing" xmlns:wp="http://schemas.openxmlformats.org/drawingml/2006/wordprocessingDrawing" xmlns:wpc="http://schemas.microsoft.com/office/word/2010/wordprocessingCanvas" xmlns:wpg="http://schemas.microsoft.com/office/word/2010/wordprocessingGroup" xmlns:wpi="http://schemas.microsoft.com/office/word/2010/wordprocessingInk" xmlns:wps="http://schemas.microsoft.com/office/word/2010/wordprocessingShape" mc:Ignorable="w14 wp14">
+  <w:p>
+    <w:pPr>
+      <w:pStyle w:val="Footer"/>
+      <w:spacing w:before="0" w:after="0"/>
+      <w:jc w:val="right"/>
+    </w:pPr>
+    <w:r>
+      <w:rPr>
+        <w:rFonts w:ascii="Calibri" w:hAnsi="Calibri"/>
+        <w:color w:val="94A3B8"/>
+        <w:sz w:val="16"/>
+      </w:rPr>
+      <w:t>CálculoLaboral.cl · Pack de Cartas de Despido 2026 · Modelo de referencia</w:t>
+    </w:r>
+  </w:p>
+</w:ftr>
+</file>
+
+<file path=word/footer2.xml><?xml version="1.0" encoding="utf-8"?>
+<w:ftr xmlns:m="http://schemas.openxmlformats.org/officeDocument/2006/math" xmlns:mc="http://schemas.openxmlformats.org/markup-compatibility/2006" xmlns:mo="http://schemas.microsoft.com/office/mac/office/2008/main" xmlns:mv="urn:schemas-microsoft-com:mac:vml" xmlns:o="urn:schemas-microsoft-com:office:office" xmlns:r="http://schemas.openxmlformats.org/officeDocument/2006/relationships" xmlns:v="urn:schemas-microsoft-com:vml" xmlns:w10="urn:schemas-microsoft-com:office:word" xmlns:w14="http://schemas.microsoft.com/office/word/2010/wordml" xmlns:w="http://schemas.openxmlformats.org/wordprocessingml/2006/main" xmlns:wne="http://schemas.microsoft.com/office/word/2006/wordml" xmlns:wp14="http://schemas.microsoft.com/office/word/2010/wordprocessingDrawing" xmlns:wp="http://schemas.openxmlformats.org/drawingml/2006/wordprocessingDrawing" xmlns:wpc="http://schemas.microsoft.com/office/word/2010/wordprocessingCanvas" xmlns:wpg="http://schemas.microsoft.com/office/word/2010/wordprocessingGroup" xmlns:wpi="http://schemas.microsoft.com/office/word/2010/wordprocessingInk" xmlns:wps="http://schemas.microsoft.com/office/word/2010/wordprocessingShape" mc:Ignorable="w14 wp14">
+  <w:p>
+    <w:pPr>
+      <w:pStyle w:val="Footer"/>
+    </w:pPr>
+  </w:p>
+</w:ftr>
 </file>
 
 <file path=word/numbering.xml><?xml version="1.0" encoding="utf-8"?>
@@ -838,6 +1607,14 @@
     <w:name w:val="Normal"/>
     <w:qFormat/>
     <w:rsid w:val="00FC693F"/>
+    <w:pPr>
+      <w:spacing w:line="276" w:lineRule="auto" w:after="80"/>
+    </w:pPr>
+    <w:rPr>
+      <w:rFonts w:ascii="Calibri" w:hAnsi="Calibri"/>
+      <w:color w:val="1E293B"/>
+      <w:sz w:val="20"/>
+    </w:rPr>
   </w:style>
   <w:style w:type="paragraph" w:styleId="Header">
     <w:name w:val="header"/>

--- a/api/assets/pack_despido_files/08_Carta_Art160_N2_Negociaciones_Prohibidas.docx
+++ b/api/assets/pack_despido_files/08_Carta_Art160_N2_Negociaciones_Prohibidas.docx
@@ -210,6 +210,19 @@
                 <w:sz w:val="16"/>
               </w:rPr>
               <w:t>• La negociación debe estar dentro del giro del negocio de tu empresa.</w:t>
+            </w:r>
+          </w:p>
+          <w:p>
+            <w:pPr>
+              <w:spacing w:before="0" w:after="30"/>
+            </w:pPr>
+            <w:r>
+              <w:rPr>
+                <w:rFonts w:ascii="Calibri" w:hAnsi="Calibri"/>
+                <w:color w:val="475569"/>
+                <w:sz w:val="16"/>
+              </w:rPr>
+              <w:t>• Art. 162 inciso octavo (Ley 21.361): la carta debe informar si el finiquito se otorgará y pagará en forma presencial o electrónica, y que el trabajador puede formular reserva de derechos al firmarlo. Ya viene en el apartado IV: elige una opción.</w:t>
             </w:r>
           </w:p>
         </w:tc>
@@ -982,6 +995,39 @@
           <w:color w:val="0F172A"/>
           <w:sz w:val="20"/>
         </w:rPr>
+        <w:t xml:space="preserve">Su finiquito se otorgará y pagará en forma </w:t>
+      </w:r>
+      <w:r>
+        <w:rPr>
+          <w:rFonts w:ascii="Calibri" w:hAnsi="Calibri"/>
+          <w:b w:val="0"/>
+          <w:color w:val="0F172A"/>
+          <w:sz w:val="20"/>
+          <w:highlight w:val="yellow"/>
+        </w:rPr>
+        <w:t xml:space="preserve">[PRESENCIAL ante un ministro de fe / ELECTRÓNICA en el sitio de la Dirección del Trabajo]</w:t>
+      </w:r>
+      <w:r>
+        <w:rPr>
+          <w:rFonts w:ascii="Calibri" w:hAnsi="Calibri"/>
+          <w:b w:val="0"/>
+          <w:color w:val="0F172A"/>
+          <w:sz w:val="20"/>
+        </w:rPr>
+        <w:t xml:space="preserve"> (borra lo que no aplique). Es voluntario para usted aceptar, firmar y recibir el pago en forma electrónica, y siempre podrá optar por la actuación presencial ante un ministro de fe. Al suscribir el finiquito, si lo estima necesario, podrá formular reserva de derechos.</w:t>
+      </w:r>
+    </w:p>
+    <w:p>
+      <w:pPr>
+        <w:spacing w:before="40" w:after="80"/>
+      </w:pPr>
+      <w:r>
+        <w:rPr>
+          <w:rFonts w:ascii="Calibri" w:hAnsi="Calibri"/>
+          <w:b w:val="0"/>
+          <w:color w:val="0F172A"/>
+          <w:sz w:val="20"/>
+        </w:rPr>
         <w:t>Sin otro particular, le saluda atentamente,</w:t>
       </w:r>
     </w:p>

--- a/api/assets/pack_despido_files/08_Carta_Art160_N2_Negociaciones_Prohibidas.docx
+++ b/api/assets/pack_despido_files/08_Carta_Art160_N2_Negociaciones_Prohibidas.docx
@@ -953,6 +953,7 @@
     </w:p>
     <w:p>
       <w:pPr>
+        <w:keepNext/>
         <w:spacing w:before="40" w:after="80"/>
       </w:pPr>
       <w:r>
@@ -986,6 +987,7 @@
     </w:p>
     <w:p>
       <w:pPr>
+        <w:keepNext/>
         <w:spacing w:before="40" w:after="80"/>
       </w:pPr>
       <w:r>
@@ -1019,6 +1021,7 @@
     </w:p>
     <w:p>
       <w:pPr>
+        <w:keepNext/>
         <w:spacing w:before="40" w:after="80"/>
       </w:pPr>
       <w:r>

--- a/api/assets/pack_despido_files/08_Carta_Art160_N2_Negociaciones_Prohibidas.docx
+++ b/api/assets/pack_despido_files/08_Carta_Art160_N2_Negociaciones_Prohibidas.docx
@@ -346,7 +346,7 @@
     </w:p>
     <w:p>
       <w:pPr>
-        <w:spacing w:before="40" w:after="80"/>
+        <w:spacing w:before="40" w:after="60"/>
       </w:pPr>
       <w:r>
         <w:rPr>
@@ -427,7 +427,7 @@
     </w:p>
     <w:p>
       <w:pPr>
-        <w:spacing w:before="40" w:after="80"/>
+        <w:spacing w:before="40" w:after="60"/>
       </w:pPr>
       <w:r>
         <w:rPr>
@@ -436,16 +436,7 @@
           <w:color w:val="0F172A"/>
           <w:sz w:val="20"/>
         </w:rPr>
-        <w:t xml:space="preserve">Señor(a):</w:t>
-      </w:r>
-      <w:r>
-        <w:rPr>
-          <w:rFonts w:ascii="Calibri" w:hAnsi="Calibri"/>
-          <w:b/>
-          <w:color w:val="0F172A"/>
-          <w:sz w:val="20"/>
-        </w:rPr>
-        <w:br/>
+        <w:t xml:space="preserve">Señor(a): </w:t>
       </w:r>
       <w:r>
         <w:rPr>
@@ -492,16 +483,7 @@
           <w:color w:val="0F172A"/>
           <w:sz w:val="20"/>
         </w:rPr>
-        <w:br/>
-      </w:r>
-      <w:r>
-        <w:rPr>
-          <w:rFonts w:ascii="Calibri" w:hAnsi="Calibri"/>
-          <w:b w:val="0"/>
-          <w:color w:val="0F172A"/>
-          <w:sz w:val="20"/>
-        </w:rPr>
-        <w:t xml:space="preserve">Cargo: </w:t>
+        <w:t xml:space="preserve">   ·   Cargo: </w:t>
       </w:r>
       <w:r>
         <w:rPr>
@@ -548,16 +530,7 @@
           <w:color w:val="0F172A"/>
           <w:sz w:val="20"/>
         </w:rPr>
-        <w:br/>
-      </w:r>
-      <w:r>
-        <w:rPr>
-          <w:rFonts w:ascii="Calibri" w:hAnsi="Calibri"/>
-          <w:b w:val="0"/>
-          <w:color w:val="0F172A"/>
-          <w:sz w:val="20"/>
-        </w:rPr>
-        <w:t xml:space="preserve">Comuna / Ciudad: </w:t>
+        <w:t xml:space="preserve">, </w:t>
       </w:r>
       <w:r>
         <w:rPr>
@@ -572,7 +545,7 @@
     </w:p>
     <w:p>
       <w:pPr>
-        <w:spacing w:before="40" w:after="80"/>
+        <w:spacing w:before="40" w:after="60"/>
       </w:pPr>
       <w:r>
         <w:rPr>
@@ -586,7 +559,7 @@
     </w:p>
     <w:p>
       <w:pPr>
-        <w:spacing w:before="40" w:after="80"/>
+        <w:spacing w:before="40" w:after="60"/>
       </w:pPr>
       <w:r>
         <w:rPr>
@@ -695,23 +668,17 @@
     </w:p>
     <w:p>
       <w:pPr>
-        <w:keepNext/>
-        <w:spacing w:before="120" w:after="40"/>
+        <w:spacing w:before="40" w:after="60"/>
       </w:pPr>
       <w:r>
         <w:rPr>
           <w:rFonts w:ascii="Calibri" w:hAnsi="Calibri"/>
           <w:b/>
-          <w:color w:val="1E293B"/>
+          <w:color w:val="0F172A"/>
           <w:sz w:val="20"/>
         </w:rPr>
-        <w:t>I. CAUSAL LEGAL INVOCADA:</w:t>
+        <w:t xml:space="preserve">I. CAUSAL LEGAL INVOCADA:  </w:t>
       </w:r>
-    </w:p>
-    <w:p>
-      <w:pPr>
-        <w:spacing w:before="40" w:after="80"/>
-      </w:pPr>
       <w:r>
         <w:rPr>
           <w:rFonts w:ascii="Calibri" w:hAnsi="Calibri"/>
@@ -724,23 +691,17 @@
     </w:p>
     <w:p>
       <w:pPr>
-        <w:keepNext/>
-        <w:spacing w:before="120" w:after="40"/>
+        <w:spacing w:before="40" w:after="60"/>
       </w:pPr>
       <w:r>
         <w:rPr>
           <w:rFonts w:ascii="Calibri" w:hAnsi="Calibri"/>
           <w:b/>
-          <w:color w:val="1E293B"/>
+          <w:color w:val="0F172A"/>
           <w:sz w:val="20"/>
         </w:rPr>
-        <w:t>II. HECHOS EN QUE SE FUNDA:</w:t>
+        <w:t xml:space="preserve">II. HECHOS EN QUE SE FUNDA:  </w:t>
       </w:r>
-    </w:p>
-    <w:p>
-      <w:pPr>
-        <w:spacing w:before="40" w:after="80"/>
-      </w:pPr>
       <w:r>
         <w:rPr>
           <w:rFonts w:ascii="Calibri" w:hAnsi="Calibri"/>
@@ -791,7 +752,7 @@
     </w:p>
     <w:p>
       <w:pPr>
-        <w:spacing w:before="40" w:after="80"/>
+        <w:spacing w:before="40" w:after="60"/>
       </w:pPr>
       <w:r>
         <w:rPr>
@@ -824,7 +785,7 @@
     </w:p>
     <w:p>
       <w:pPr>
-        <w:spacing w:before="40" w:after="80"/>
+        <w:spacing w:before="40" w:after="60"/>
       </w:pPr>
       <w:r>
         <w:rPr>
@@ -843,7 +804,7 @@
           <w:sz w:val="20"/>
           <w:highlight w:val="yellow"/>
         </w:rPr>
-        <w:t xml:space="preserve">[PRUEBAS: registro de asistencia, informe interno de fecha [FECHA], correos, cámaras de seguridad, declaraciones de testigos, actas u otros documentos]</w:t>
+        <w:t xml:space="preserve">[PRUEBAS: registros de asistencia, informes, correos, cámaras, testigos u otros documentos]</w:t>
       </w:r>
       <w:r>
         <w:rPr>
@@ -857,7 +818,7 @@
     </w:p>
     <w:p>
       <w:pPr>
-        <w:spacing w:before="40" w:after="80"/>
+        <w:spacing w:before="40" w:after="60"/>
       </w:pPr>
       <w:r>
         <w:rPr>
@@ -885,7 +846,7 @@
           <w:color w:val="0F172A"/>
           <w:sz w:val="20"/>
         </w:rPr>
-        <w:t xml:space="preserve"> se le citó para que entregara sus descargos, y </w:t>
+        <w:t xml:space="preserve"> se le citó a entregar sus descargos y </w:t>
       </w:r>
       <w:r>
         <w:rPr>
@@ -895,7 +856,7 @@
           <w:sz w:val="20"/>
           <w:highlight w:val="yellow"/>
         </w:rPr>
-        <w:t xml:space="preserve">[ENTREGÓ SUS DESCARGOS, QUE NO DESVIRTUARON LOS HECHOS / NO COMPARECIÓ NI ENTREGÓ DESCARGOS DENTRO DEL PLAZO OTORGADO]</w:t>
+        <w:t xml:space="preserve">[LOS ENTREGÓ SIN DESVIRTUAR LOS HECHOS / NO COMPARECIÓ NI LOS ENTREGÓ EN EL PLAZO OTORGADO]</w:t>
       </w:r>
       <w:r>
         <w:rPr>
@@ -909,23 +870,17 @@
     </w:p>
     <w:p>
       <w:pPr>
-        <w:keepNext/>
-        <w:spacing w:before="120" w:after="40"/>
+        <w:spacing w:before="40" w:after="60"/>
       </w:pPr>
       <w:r>
         <w:rPr>
           <w:rFonts w:ascii="Calibri" w:hAnsi="Calibri"/>
           <w:b/>
-          <w:color w:val="1E293B"/>
+          <w:color w:val="0F172A"/>
           <w:sz w:val="20"/>
         </w:rPr>
-        <w:t>III. ESTADO DE PAGO DE COTIZACIONES PREVISIONALES:</w:t>
+        <w:t xml:space="preserve">III. ESTADO DE PAGO DE COTIZACIONES PREVISIONALES:  </w:t>
       </w:r>
-    </w:p>
-    <w:p>
-      <w:pPr>
-        <w:spacing w:before="40" w:after="80"/>
-      </w:pPr>
       <w:r>
         <w:rPr>
           <w:rFonts w:ascii="Calibri" w:hAnsi="Calibri"/>
@@ -939,23 +894,17 @@
     <w:p>
       <w:pPr>
         <w:keepNext/>
-        <w:spacing w:before="120" w:after="40"/>
+        <w:spacing w:before="40" w:after="60"/>
       </w:pPr>
       <w:r>
         <w:rPr>
           <w:rFonts w:ascii="Calibri" w:hAnsi="Calibri"/>
           <w:b/>
-          <w:color w:val="1E293B"/>
+          <w:color w:val="0F172A"/>
           <w:sz w:val="20"/>
         </w:rPr>
-        <w:t>IV. FINIQUITO:</w:t>
+        <w:t xml:space="preserve">IV. FINIQUITO:  </w:t>
       </w:r>
-    </w:p>
-    <w:p>
-      <w:pPr>
-        <w:keepNext/>
-        <w:spacing w:before="40" w:after="80"/>
-      </w:pPr>
       <w:r>
         <w:rPr>
           <w:rFonts w:ascii="Calibri" w:hAnsi="Calibri"/>
@@ -988,7 +937,7 @@
     <w:p>
       <w:pPr>
         <w:keepNext/>
-        <w:spacing w:before="40" w:after="80"/>
+        <w:spacing w:before="40" w:after="60"/>
       </w:pPr>
       <w:r>
         <w:rPr>
@@ -1016,13 +965,13 @@
           <w:color w:val="0F172A"/>
           <w:sz w:val="20"/>
         </w:rPr>
-        <w:t xml:space="preserve"> (borra lo que no aplique). Es voluntario para usted aceptar, firmar y recibir el pago en forma electrónica, y siempre podrá optar por la actuación presencial ante un ministro de fe. Al suscribir el finiquito, si lo estima necesario, podrá formular reserva de derechos.</w:t>
+        <w:t xml:space="preserve">. Es voluntario para usted aceptar, firmar y recibir el pago por vía electrónica, y siempre podrá optar por la actuación presencial ante un ministro de fe. Al firmar el finiquito podrá formular reserva de derechos si lo estima necesario.</w:t>
       </w:r>
     </w:p>
     <w:p>
       <w:pPr>
         <w:keepNext/>
-        <w:spacing w:before="40" w:after="80"/>
+        <w:spacing w:before="40" w:after="60"/>
       </w:pPr>
       <w:r>
         <w:rPr>
@@ -1255,7 +1204,7 @@
     <w:sectPr>
       <w:footerReference w:type="default" r:id="rId10"/>
       <w:pgSz w:w="12240" w:h="15840"/>
-      <w:pgMar w:top="936" w:right="936" w:bottom="936" w:left="936" w:header="720" w:footer="720" w:gutter="0"/>
+      <w:pgMar w:top="936" w:right="850" w:bottom="936" w:left="850" w:header="720" w:footer="720" w:gutter="0"/>
       <w:cols w:space="720"/>
       <w:docGrid w:linePitch="360"/>
     </w:sectPr>

--- a/api/assets/pack_despido_files/08_Carta_Art160_N2_Negociaciones_Prohibidas.docx
+++ b/api/assets/pack_despido_files/08_Carta_Art160_N2_Negociaciones_Prohibidas.docx
@@ -346,7 +346,7 @@
     </w:p>
     <w:p>
       <w:pPr>
-        <w:spacing w:before="40" w:after="60"/>
+        <w:spacing w:before="40" w:after="80"/>
       </w:pPr>
       <w:r>
         <w:rPr>
@@ -427,7 +427,7 @@
     </w:p>
     <w:p>
       <w:pPr>
-        <w:spacing w:before="40" w:after="60"/>
+        <w:spacing w:before="40" w:after="80"/>
       </w:pPr>
       <w:r>
         <w:rPr>
@@ -545,7 +545,7 @@
     </w:p>
     <w:p>
       <w:pPr>
-        <w:spacing w:before="40" w:after="60"/>
+        <w:spacing w:before="40" w:after="80"/>
       </w:pPr>
       <w:r>
         <w:rPr>
@@ -559,7 +559,7 @@
     </w:p>
     <w:p>
       <w:pPr>
-        <w:spacing w:before="40" w:after="60"/>
+        <w:spacing w:before="40" w:after="80"/>
       </w:pPr>
       <w:r>
         <w:rPr>
@@ -668,7 +668,7 @@
     </w:p>
     <w:p>
       <w:pPr>
-        <w:spacing w:before="40" w:after="60"/>
+        <w:spacing w:before="120" w:after="80"/>
       </w:pPr>
       <w:r>
         <w:rPr>
@@ -691,7 +691,7 @@
     </w:p>
     <w:p>
       <w:pPr>
-        <w:spacing w:before="40" w:after="60"/>
+        <w:spacing w:before="120" w:after="80"/>
       </w:pPr>
       <w:r>
         <w:rPr>
@@ -752,7 +752,7 @@
     </w:p>
     <w:p>
       <w:pPr>
-        <w:spacing w:before="40" w:after="60"/>
+        <w:spacing w:before="40" w:after="80"/>
       </w:pPr>
       <w:r>
         <w:rPr>
@@ -785,7 +785,7 @@
     </w:p>
     <w:p>
       <w:pPr>
-        <w:spacing w:before="40" w:after="60"/>
+        <w:spacing w:before="40" w:after="80"/>
       </w:pPr>
       <w:r>
         <w:rPr>
@@ -818,7 +818,7 @@
     </w:p>
     <w:p>
       <w:pPr>
-        <w:spacing w:before="40" w:after="60"/>
+        <w:spacing w:before="40" w:after="80"/>
       </w:pPr>
       <w:r>
         <w:rPr>
@@ -870,7 +870,7 @@
     </w:p>
     <w:p>
       <w:pPr>
-        <w:spacing w:before="40" w:after="60"/>
+        <w:spacing w:before="120" w:after="80"/>
       </w:pPr>
       <w:r>
         <w:rPr>
@@ -894,7 +894,7 @@
     <w:p>
       <w:pPr>
         <w:keepNext/>
-        <w:spacing w:before="40" w:after="60"/>
+        <w:spacing w:before="120" w:after="80"/>
       </w:pPr>
       <w:r>
         <w:rPr>
@@ -937,7 +937,7 @@
     <w:p>
       <w:pPr>
         <w:keepNext/>
-        <w:spacing w:before="40" w:after="60"/>
+        <w:spacing w:before="40" w:after="80"/>
       </w:pPr>
       <w:r>
         <w:rPr>
@@ -971,7 +971,7 @@
     <w:p>
       <w:pPr>
         <w:keepNext/>
-        <w:spacing w:before="40" w:after="60"/>
+        <w:spacing w:before="40" w:after="80"/>
       </w:pPr>
       <w:r>
         <w:rPr>

--- a/api/assets/pack_despido_files/08_Carta_Art160_N2_Negociaciones_Prohibidas.docx
+++ b/api/assets/pack_despido_files/08_Carta_Art160_N2_Negociaciones_Prohibidas.docx
@@ -668,7 +668,7 @@
     </w:p>
     <w:p>
       <w:pPr>
-        <w:spacing w:before="120" w:after="80"/>
+        <w:spacing w:before="160" w:after="80"/>
       </w:pPr>
       <w:r>
         <w:rPr>
@@ -691,7 +691,7 @@
     </w:p>
     <w:p>
       <w:pPr>
-        <w:spacing w:before="120" w:after="80"/>
+        <w:spacing w:before="160" w:after="80"/>
       </w:pPr>
       <w:r>
         <w:rPr>
@@ -870,7 +870,7 @@
     </w:p>
     <w:p>
       <w:pPr>
-        <w:spacing w:before="120" w:after="80"/>
+        <w:spacing w:before="160" w:after="80"/>
       </w:pPr>
       <w:r>
         <w:rPr>
@@ -894,7 +894,7 @@
     <w:p>
       <w:pPr>
         <w:keepNext/>
-        <w:spacing w:before="120" w:after="80"/>
+        <w:spacing w:before="160" w:after="80"/>
       </w:pPr>
       <w:r>
         <w:rPr>
@@ -1204,7 +1204,7 @@
     <w:sectPr>
       <w:footerReference w:type="default" r:id="rId10"/>
       <w:pgSz w:w="12240" w:h="15840"/>
-      <w:pgMar w:top="936" w:right="850" w:bottom="936" w:left="850" w:header="720" w:footer="720" w:gutter="0"/>
+      <w:pgMar w:top="936" w:right="936" w:bottom="936" w:left="936" w:header="720" w:footer="720" w:gutter="0"/>
       <w:cols w:space="720"/>
       <w:docGrid w:linePitch="360"/>
     </w:sectPr>
